--- a/packages/document-engine/templates/fire/6.0_fire_cover_registers.docx
+++ b/packages/document-engine/templates/fire/6.0_fire_cover_registers.docx
@@ -277,7 +277,7 @@
         <w:pStyle w:val="Normal"/>
         <w:keepNext w:val="true"/>
         <w:bidi w:val="0"/>
-        <w:spacing w:lineRule="auto" w:line="240" w:before="720" w:after="120"/>
+        <w:spacing w:lineRule="auto" w:line="240" w:before="1451" w:after="120"/>
         <w:ind w:hanging="0" w:left="0"/>
         <w:jc w:val="center"/>
         <w:rPr>

--- a/packages/document-engine/templates/fire/6.0_fire_cover_registers.docx
+++ b/packages/document-engine/templates/fire/6.0_fire_cover_registers.docx
@@ -134,7 +134,9 @@
           <w:sz w:val="20"/>
           <w:lang w:val="ro-RO"/>
         </w:rPr>
-        <w:t>1. Evidența exercițiilor de intervenție;</w:t>
+        <w:t>1.</w:t>
+        <w:tab/>
+        <w:t>Evidența exercițiilor de intervenție;</w:t>
       </w:r>
     </w:p>
     <w:p>
@@ -161,7 +163,9 @@
           <w:sz w:val="20"/>
           <w:lang w:val="ro-RO"/>
         </w:rPr>
-        <w:t>2. Evidența controalelor interne sau externe în domeniul situațiilor de urgență;</w:t>
+        <w:t>2.</w:t>
+        <w:tab/>
+        <w:t>Evidența controalelor interne sau externe în domeniul situațiilor de urgență;</w:t>
       </w:r>
     </w:p>
     <w:p>
@@ -188,7 +192,9 @@
           <w:sz w:val="20"/>
           <w:lang w:val="ro-RO"/>
         </w:rPr>
-        <w:t>3. Evidența permiselor de lucru cu foc;</w:t>
+        <w:t>3.</w:t>
+        <w:tab/>
+        <w:t>Evidența permiselor de lucru cu foc;</w:t>
       </w:r>
     </w:p>
     <w:p>
@@ -215,7 +221,9 @@
           <w:sz w:val="20"/>
           <w:lang w:val="ro-RO"/>
         </w:rPr>
-        <w:t>4. Permis de lucru cu foc;</w:t>
+        <w:t>4.</w:t>
+        <w:tab/>
+        <w:t>Permis de lucru cu foc;</w:t>
       </w:r>
     </w:p>
     <w:p>
@@ -242,7 +250,9 @@
           <w:sz w:val="20"/>
           <w:lang w:val="ro-RO"/>
         </w:rPr>
-        <w:t>5. Registru de control pentru instalațiile de detectare, semnalizare, alarmare, alertare, limitare și stingere a incendiilor;</w:t>
+        <w:t>5.</w:t>
+        <w:tab/>
+        <w:t>Registru de control pentru instalațiile de detectare, semnalizare, alarmare, alertare, limitare și stingere a incendiilor;</w:t>
       </w:r>
     </w:p>
     <w:p>
@@ -269,7 +279,9 @@
           <w:sz w:val="20"/>
           <w:lang w:val="ro-RO"/>
         </w:rPr>
-        <w:t>6. Registru de evidență a situației constatate la stingătoarele de incendiu în urma controlului.</w:t>
+        <w:t>6.</w:t>
+        <w:tab/>
+        <w:t>Registru de evidență a situației constatate la stingătoarele de incendiu în urma controlului.</w:t>
       </w:r>
     </w:p>
     <w:p>
@@ -716,7 +728,7 @@
       <w:pStyle w:val="Footer"/>
       <w:bidi w:val="0"/>
       <w:spacing w:before="60" w:after="0"/>
-      <w:ind w:hanging="0" w:left="0"/>
+      <w:ind w:hanging="0" w:left="0" w:right="0"/>
       <w:jc w:val="center"/>
       <w:rPr>
         <w:rFonts w:ascii="Arial" w:hAnsi="Arial"/>

--- a/packages/document-engine/templates/fire/6.0_fire_cover_registers.docx
+++ b/packages/document-engine/templates/fire/6.0_fire_cover_registers.docx
@@ -308,7 +308,7 @@
           <w:sz w:val="20"/>
           <w:lang w:val="ro-RO"/>
         </w:rPr>
-        <w:t>PERSOANE IMPLICATE ÎN PROCESUL DE PREDARE / PRIMIRE A DOCUMENTULUI</w:t>
+        <w:t>PERSOANE IMPLICATE ÎN PROCESUL DE PREDARE-PRIMIRE A DOCUMENTULUI</w:t>
       </w:r>
     </w:p>
     <w:tbl>
@@ -359,7 +359,7 @@
                 <w:sz w:val="20"/>
                 <w:lang w:val="ro-RO"/>
               </w:rPr>
-              <w:t>Am luat la cunoștință</w:t>
+              <w:t>Am luat cunoștință</w:t>
             </w:r>
           </w:p>
           <w:p>

--- a/packages/document-engine/templates/fire/6.0_fire_cover_registers.docx
+++ b/packages/document-engine/templates/fire/6.0_fire_cover_registers.docx
@@ -231,6 +231,33 @@
         <w:pStyle w:val="Normal"/>
         <w:keepNext w:val="false"/>
         <w:bidi w:val="0"/>
+        <w:spacing w:lineRule="auto" w:line="240" w:before="0" w:after="0"/>
+        <w:ind w:hanging="0" w:left="0"/>
+        <w:jc w:val="left"/>
+        <w:rPr>
+          <w:rFonts w:ascii="Arial" w:hAnsi="Arial" w:eastAsia="Arial" w:cs="Arial"/>
+          <w:b w:val="false"/>
+          <w:i w:val="false"/>
+          <w:sz w:val="20"/>
+          <w:lang w:val="ro-RO"/>
+        </w:rPr>
+      </w:pPr>
+      <w:r>
+        <w:rPr>
+          <w:rFonts w:eastAsia="Arial" w:cs="Arial" w:ascii="Arial" w:hAnsi="Arial"/>
+          <w:b w:val="false"/>
+          <w:i w:val="false"/>
+          <w:sz w:val="20"/>
+          <w:lang w:val="ro-RO"/>
+        </w:rPr>
+        <w:t>{{#installationRegister}}</w:t>
+      </w:r>
+    </w:p>
+    <w:p>
+      <w:pPr>
+        <w:pStyle w:val="Normal"/>
+        <w:keepNext w:val="false"/>
+        <w:bidi w:val="0"/>
         <w:spacing w:lineRule="auto" w:line="240" w:before="0" w:after="60"/>
         <w:ind w:hanging="360" w:left="720"/>
         <w:jc w:val="left"/>
@@ -260,6 +287,113 @@
         <w:pStyle w:val="Normal"/>
         <w:keepNext w:val="false"/>
         <w:bidi w:val="0"/>
+        <w:spacing w:lineRule="auto" w:line="240" w:before="0" w:after="0"/>
+        <w:ind w:hanging="0" w:left="0"/>
+        <w:jc w:val="left"/>
+        <w:rPr>
+          <w:rFonts w:ascii="Arial" w:hAnsi="Arial" w:eastAsia="Arial" w:cs="Arial"/>
+          <w:b w:val="false"/>
+          <w:i w:val="false"/>
+          <w:sz w:val="20"/>
+          <w:lang w:val="ro-RO"/>
+        </w:rPr>
+      </w:pPr>
+      <w:r>
+        <w:rPr>
+          <w:rFonts w:eastAsia="Arial" w:cs="Arial" w:ascii="Arial" w:hAnsi="Arial"/>
+          <w:b w:val="false"/>
+          <w:i w:val="false"/>
+          <w:sz w:val="20"/>
+          <w:lang w:val="ro-RO"/>
+        </w:rPr>
+        <w:t>{{/installationRegister}}</w:t>
+      </w:r>
+    </w:p>
+    <w:p>
+      <w:pPr>
+        <w:pStyle w:val="Normal"/>
+        <w:keepNext w:val="false"/>
+        <w:bidi w:val="0"/>
+        <w:spacing w:lineRule="auto" w:line="240" w:before="0" w:after="0"/>
+        <w:ind w:hanging="0" w:left="0"/>
+        <w:jc w:val="left"/>
+        <w:rPr>
+          <w:rFonts w:ascii="Arial" w:hAnsi="Arial" w:eastAsia="Arial" w:cs="Arial"/>
+          <w:b w:val="false"/>
+          <w:i w:val="false"/>
+          <w:sz w:val="20"/>
+          <w:lang w:val="ro-RO"/>
+        </w:rPr>
+      </w:pPr>
+      <w:r>
+        <w:rPr>
+          <w:rFonts w:eastAsia="Arial" w:cs="Arial" w:ascii="Arial" w:hAnsi="Arial"/>
+          <w:b w:val="false"/>
+          <w:i w:val="false"/>
+          <w:sz w:val="20"/>
+          <w:lang w:val="ro-RO"/>
+        </w:rPr>
+        <w:t>{{^installationRegister}}</w:t>
+      </w:r>
+    </w:p>
+    <w:p>
+      <w:pPr>
+        <w:pStyle w:val="Normal"/>
+        <w:keepNext w:val="false"/>
+        <w:bidi w:val="0"/>
+        <w:spacing w:lineRule="exact" w:line="520" w:before="0" w:after="0"/>
+        <w:ind w:hanging="0" w:left="0"/>
+        <w:jc w:val="left"/>
+        <w:rPr>
+          <w:rFonts w:ascii="Arial" w:hAnsi="Arial" w:eastAsia="Arial" w:cs="Arial"/>
+          <w:b w:val="false"/>
+          <w:i w:val="false"/>
+          <w:sz w:val="2"/>
+          <w:lang w:val="ro-RO"/>
+        </w:rPr>
+      </w:pPr>
+      <w:r>
+        <w:rPr>
+          <w:rFonts w:eastAsia="Arial" w:cs="Arial" w:ascii="Arial" w:hAnsi="Arial"/>
+          <w:b w:val="false"/>
+          <w:i w:val="false"/>
+          <w:sz w:val="2"/>
+          <w:lang w:val="ro-RO"/>
+        </w:rPr>
+      </w:r>
+    </w:p>
+    <w:p>
+      <w:pPr>
+        <w:pStyle w:val="Normal"/>
+        <w:keepNext w:val="false"/>
+        <w:bidi w:val="0"/>
+        <w:spacing w:lineRule="auto" w:line="240" w:before="0" w:after="0"/>
+        <w:ind w:hanging="0" w:left="0"/>
+        <w:jc w:val="left"/>
+        <w:rPr>
+          <w:rFonts w:ascii="Arial" w:hAnsi="Arial" w:eastAsia="Arial" w:cs="Arial"/>
+          <w:b w:val="false"/>
+          <w:i w:val="false"/>
+          <w:sz w:val="20"/>
+          <w:lang w:val="ro-RO"/>
+        </w:rPr>
+      </w:pPr>
+      <w:r>
+        <w:rPr>
+          <w:rFonts w:eastAsia="Arial" w:cs="Arial" w:ascii="Arial" w:hAnsi="Arial"/>
+          <w:b w:val="false"/>
+          <w:i w:val="false"/>
+          <w:sz w:val="20"/>
+          <w:lang w:val="ro-RO"/>
+        </w:rPr>
+        <w:t>{{/installationRegister}}</w:t>
+      </w:r>
+    </w:p>
+    <w:p>
+      <w:pPr>
+        <w:pStyle w:val="Normal"/>
+        <w:keepNext w:val="false"/>
+        <w:bidi w:val="0"/>
         <w:spacing w:lineRule="auto" w:line="240" w:before="0" w:after="60"/>
         <w:ind w:hanging="360" w:left="720"/>
         <w:jc w:val="left"/>
@@ -279,7 +413,7 @@
           <w:sz w:val="20"/>
           <w:lang w:val="ro-RO"/>
         </w:rPr>
-        <w:t>6.</w:t>
+        <w:t>{{#installationRegister}}6{{/installationRegister}}{{^installationRegister}}5{{/installationRegister}}.</w:t>
         <w:tab/>
         <w:t>Registru de evidență a situației constatate la stingătoarele de incendiu în urma controlului.</w:t>
       </w:r>

--- a/packages/document-engine/templates/fire/6.0_fire_cover_registers.docx
+++ b/packages/document-engine/templates/fire/6.0_fire_cover_registers.docx
@@ -415,7 +415,7 @@
         </w:rPr>
         <w:t>{{#installationRegister}}6{{/installationRegister}}{{^installationRegister}}5{{/installationRegister}}.</w:t>
         <w:tab/>
-        <w:t>Registru de evidență a situației constatate la stingătoarele de incendiu în urma controlului.</w:t>
+        <w:t xml:space="preserve">Registru de evidență a controlului stingătoarelor de incendiu.</w:t>
       </w:r>
     </w:p>
     <w:p>
